--- a/tillsyn/S 1898-2025 tillsynsbegäran.docx
+++ b/tillsyn/S 1898-2025 tillsynsbegäran.docx
@@ -2459,7 +2459,7 @@
     <w:r>
       <w:tab/>
       <w:tab/>
-      <w:t>2026-09-14</w:t>
+      <w:t>2026-09-15</w:t>
       <w:br/>
       <w:br/>
     </w:r>

--- a/tillsyn/S 1898-2025 tillsynsbegäran.docx
+++ b/tillsyn/S 1898-2025 tillsynsbegäran.docx
@@ -2459,7 +2459,7 @@
     <w:r>
       <w:tab/>
       <w:tab/>
-      <w:t>2026-09-15</w:t>
+      <w:t>2026-09-16</w:t>
       <w:br/>
       <w:br/>
     </w:r>

--- a/tillsyn/S 1898-2025 tillsynsbegäran.docx
+++ b/tillsyn/S 1898-2025 tillsynsbegäran.docx
@@ -2459,7 +2459,7 @@
     <w:r>
       <w:tab/>
       <w:tab/>
-      <w:t>2026-09-16</w:t>
+      <w:t>2026-09-17</w:t>
       <w:br/>
       <w:br/>
     </w:r>

--- a/tillsyn/S 1898-2025 tillsynsbegäran.docx
+++ b/tillsyn/S 1898-2025 tillsynsbegäran.docx
@@ -2459,7 +2459,7 @@
     <w:r>
       <w:tab/>
       <w:tab/>
-      <w:t>2026-09-17</w:t>
+      <w:t>2026-09-18</w:t>
       <w:br/>
       <w:br/>
     </w:r>

--- a/tillsyn/S 1898-2025 tillsynsbegäran.docx
+++ b/tillsyn/S 1898-2025 tillsynsbegäran.docx
@@ -2459,7 +2459,7 @@
     <w:r>
       <w:tab/>
       <w:tab/>
-      <w:t>2026-09-18</w:t>
+      <w:t>2026-09-19</w:t>
       <w:br/>
       <w:br/>
     </w:r>

--- a/tillsyn/S 1898-2025 tillsynsbegäran.docx
+++ b/tillsyn/S 1898-2025 tillsynsbegäran.docx
@@ -2459,7 +2459,7 @@
     <w:r>
       <w:tab/>
       <w:tab/>
-      <w:t>2026-09-19</w:t>
+      <w:t>2026-09-21</w:t>
       <w:br/>
       <w:br/>
     </w:r>

--- a/tillsyn/S 1898-2025 tillsynsbegäran.docx
+++ b/tillsyn/S 1898-2025 tillsynsbegäran.docx
@@ -2459,7 +2459,7 @@
     <w:r>
       <w:tab/>
       <w:tab/>
-      <w:t>2026-09-21</w:t>
+      <w:t>2026-09-23</w:t>
       <w:br/>
       <w:br/>
     </w:r>

--- a/tillsyn/S 1898-2025 tillsynsbegäran.docx
+++ b/tillsyn/S 1898-2025 tillsynsbegäran.docx
@@ -2459,7 +2459,7 @@
     <w:r>
       <w:tab/>
       <w:tab/>
-      <w:t>2026-09-23</w:t>
+      <w:t>2026-09-24</w:t>
       <w:br/>
       <w:br/>
     </w:r>

--- a/tillsyn/S 1898-2025 tillsynsbegäran.docx
+++ b/tillsyn/S 1898-2025 tillsynsbegäran.docx
@@ -2459,7 +2459,7 @@
     <w:r>
       <w:tab/>
       <w:tab/>
-      <w:t>2026-09-24</w:t>
+      <w:t>2026-09-25</w:t>
       <w:br/>
       <w:br/>
     </w:r>

--- a/tillsyn/S 1898-2025 tillsynsbegäran.docx
+++ b/tillsyn/S 1898-2025 tillsynsbegäran.docx
@@ -2459,7 +2459,7 @@
     <w:r>
       <w:tab/>
       <w:tab/>
-      <w:t>2026-09-25</w:t>
+      <w:t>2026-09-26</w:t>
       <w:br/>
       <w:br/>
     </w:r>

--- a/tillsyn/S 1898-2025 tillsynsbegäran.docx
+++ b/tillsyn/S 1898-2025 tillsynsbegäran.docx
@@ -2459,7 +2459,7 @@
     <w:r>
       <w:tab/>
       <w:tab/>
-      <w:t>2026-09-26</w:t>
+      <w:t>2026-09-27</w:t>
       <w:br/>
       <w:br/>
     </w:r>

--- a/tillsyn/S 1898-2025 tillsynsbegäran.docx
+++ b/tillsyn/S 1898-2025 tillsynsbegäran.docx
@@ -2459,7 +2459,7 @@
     <w:r>
       <w:tab/>
       <w:tab/>
-      <w:t>2026-09-27</w:t>
+      <w:t>2026-09-28</w:t>
       <w:br/>
       <w:br/>
     </w:r>

--- a/tillsyn/S 1898-2025 tillsynsbegäran.docx
+++ b/tillsyn/S 1898-2025 tillsynsbegäran.docx
@@ -2459,7 +2459,7 @@
     <w:r>
       <w:tab/>
       <w:tab/>
-      <w:t>2026-09-28</w:t>
+      <w:t>2026-09-29</w:t>
       <w:br/>
       <w:br/>
     </w:r>

--- a/tillsyn/S 1898-2025 tillsynsbegäran.docx
+++ b/tillsyn/S 1898-2025 tillsynsbegäran.docx
@@ -2459,7 +2459,7 @@
     <w:r>
       <w:tab/>
       <w:tab/>
-      <w:t>2026-09-29</w:t>
+      <w:t>2026-09-30</w:t>
       <w:br/>
       <w:br/>
     </w:r>

--- a/tillsyn/S 1898-2025 tillsynsbegäran.docx
+++ b/tillsyn/S 1898-2025 tillsynsbegäran.docx
@@ -2459,7 +2459,7 @@
     <w:r>
       <w:tab/>
       <w:tab/>
-      <w:t>2026-09-30</w:t>
+      <w:t>2026-10-01</w:t>
       <w:br/>
       <w:br/>
     </w:r>

--- a/tillsyn/S 1898-2025 tillsynsbegäran.docx
+++ b/tillsyn/S 1898-2025 tillsynsbegäran.docx
@@ -2459,7 +2459,7 @@
     <w:r>
       <w:tab/>
       <w:tab/>
-      <w:t>2026-10-01</w:t>
+      <w:t>2026-10-02</w:t>
       <w:br/>
       <w:br/>
     </w:r>

--- a/tillsyn/S 1898-2025 tillsynsbegäran.docx
+++ b/tillsyn/S 1898-2025 tillsynsbegäran.docx
@@ -2459,7 +2459,7 @@
     <w:r>
       <w:tab/>
       <w:tab/>
-      <w:t>2026-10-02</w:t>
+      <w:t>2026-10-03</w:t>
       <w:br/>
       <w:br/>
     </w:r>

--- a/tillsyn/S 1898-2025 tillsynsbegäran.docx
+++ b/tillsyn/S 1898-2025 tillsynsbegäran.docx
@@ -2459,7 +2459,7 @@
     <w:r>
       <w:tab/>
       <w:tab/>
-      <w:t>2026-10-03</w:t>
+      <w:t>2026-10-04</w:t>
       <w:br/>
       <w:br/>
     </w:r>

--- a/tillsyn/S 1898-2025 tillsynsbegäran.docx
+++ b/tillsyn/S 1898-2025 tillsynsbegäran.docx
@@ -2459,7 +2459,7 @@
     <w:r>
       <w:tab/>
       <w:tab/>
-      <w:t>2026-10-04</w:t>
+      <w:t>2026-10-05</w:t>
       <w:br/>
       <w:br/>
     </w:r>

--- a/tillsyn/S 1898-2025 tillsynsbegäran.docx
+++ b/tillsyn/S 1898-2025 tillsynsbegäran.docx
@@ -2459,7 +2459,7 @@
     <w:r>
       <w:tab/>
       <w:tab/>
-      <w:t>2026-10-05</w:t>
+      <w:t>2026-10-06</w:t>
       <w:br/>
       <w:br/>
     </w:r>

--- a/tillsyn/S 1898-2025 tillsynsbegäran.docx
+++ b/tillsyn/S 1898-2025 tillsynsbegäran.docx
@@ -2459,7 +2459,7 @@
     <w:r>
       <w:tab/>
       <w:tab/>
-      <w:t>2026-10-06</w:t>
+      <w:t>2026-10-07</w:t>
       <w:br/>
       <w:br/>
     </w:r>

--- a/tillsyn/S 1898-2025 tillsynsbegäran.docx
+++ b/tillsyn/S 1898-2025 tillsynsbegäran.docx
@@ -22,7 +22,7 @@
       <w:r>
         <w:drawing>
           <wp:inline xmlns:a="http://schemas.openxmlformats.org/drawingml/2006/main" xmlns:pic="http://schemas.openxmlformats.org/drawingml/2006/picture">
-            <wp:extent cx="5486400" cy="4041254"/>
+            <wp:extent cx="5486400" cy="4038705"/>
             <wp:docPr id="1" name="Picture 1"/>
             <wp:cNvGraphicFramePr>
               <a:graphicFrameLocks noChangeAspect="1"/>
@@ -43,7 +43,7 @@
                   <pic:spPr>
                     <a:xfrm>
                       <a:off x="0" y="0"/>
-                      <a:ext cx="5486400" cy="4041254"/>
+                      <a:ext cx="5486400" cy="4038705"/>
                     </a:xfrm>
                     <a:prstGeom prst="rect"/>
                   </pic:spPr>
@@ -2459,7 +2459,7 @@
     <w:r>
       <w:tab/>
       <w:tab/>
-      <w:t>2026-10-07</w:t>
+      <w:t>2026-10-08</w:t>
       <w:br/>
       <w:br/>
     </w:r>

--- a/tillsyn/S 1898-2025 tillsynsbegäran.docx
+++ b/tillsyn/S 1898-2025 tillsynsbegäran.docx
@@ -2459,7 +2459,7 @@
     <w:r>
       <w:tab/>
       <w:tab/>
-      <w:t>2026-10-08</w:t>
+      <w:t>2026-10-09</w:t>
       <w:br/>
       <w:br/>
     </w:r>

--- a/tillsyn/S 1898-2025 tillsynsbegäran.docx
+++ b/tillsyn/S 1898-2025 tillsynsbegäran.docx
@@ -2459,7 +2459,7 @@
     <w:r>
       <w:tab/>
       <w:tab/>
-      <w:t>2026-10-09</w:t>
+      <w:t>2026-10-10</w:t>
       <w:br/>
       <w:br/>
     </w:r>

--- a/tillsyn/S 1898-2025 tillsynsbegäran.docx
+++ b/tillsyn/S 1898-2025 tillsynsbegäran.docx
@@ -2459,7 +2459,7 @@
     <w:r>
       <w:tab/>
       <w:tab/>
-      <w:t>2026-10-10</w:t>
+      <w:t>2026-10-11</w:t>
       <w:br/>
       <w:br/>
     </w:r>

--- a/tillsyn/S 1898-2025 tillsynsbegäran.docx
+++ b/tillsyn/S 1898-2025 tillsynsbegäran.docx
@@ -2459,7 +2459,7 @@
     <w:r>
       <w:tab/>
       <w:tab/>
-      <w:t>2026-10-11</w:t>
+      <w:t>2026-10-12</w:t>
       <w:br/>
       <w:br/>
     </w:r>

--- a/tillsyn/S 1898-2025 tillsynsbegäran.docx
+++ b/tillsyn/S 1898-2025 tillsynsbegäran.docx
@@ -2459,7 +2459,7 @@
     <w:r>
       <w:tab/>
       <w:tab/>
-      <w:t>2026-10-12</w:t>
+      <w:t>2026-10-13</w:t>
       <w:br/>
       <w:br/>
     </w:r>

--- a/tillsyn/S 1898-2025 tillsynsbegäran.docx
+++ b/tillsyn/S 1898-2025 tillsynsbegäran.docx
@@ -2459,7 +2459,7 @@
     <w:r>
       <w:tab/>
       <w:tab/>
-      <w:t>2026-10-13</w:t>
+      <w:t>2026-10-14</w:t>
       <w:br/>
       <w:br/>
     </w:r>

--- a/tillsyn/S 1898-2025 tillsynsbegäran.docx
+++ b/tillsyn/S 1898-2025 tillsynsbegäran.docx
@@ -2459,7 +2459,7 @@
     <w:r>
       <w:tab/>
       <w:tab/>
-      <w:t>2026-10-14</w:t>
+      <w:t>2026-10-15</w:t>
       <w:br/>
       <w:br/>
     </w:r>

--- a/tillsyn/S 1898-2025 tillsynsbegäran.docx
+++ b/tillsyn/S 1898-2025 tillsynsbegäran.docx
@@ -2459,7 +2459,7 @@
     <w:r>
       <w:tab/>
       <w:tab/>
-      <w:t>2026-10-15</w:t>
+      <w:t>2026-10-16</w:t>
       <w:br/>
       <w:br/>
     </w:r>

--- a/tillsyn/S 1898-2025 tillsynsbegäran.docx
+++ b/tillsyn/S 1898-2025 tillsynsbegäran.docx
@@ -2459,7 +2459,7 @@
     <w:r>
       <w:tab/>
       <w:tab/>
-      <w:t>2026-10-16</w:t>
+      <w:t>2026-10-17</w:t>
       <w:br/>
       <w:br/>
     </w:r>

--- a/tillsyn/S 1898-2025 tillsynsbegäran.docx
+++ b/tillsyn/S 1898-2025 tillsynsbegäran.docx
@@ -2459,7 +2459,7 @@
     <w:r>
       <w:tab/>
       <w:tab/>
-      <w:t>2026-10-17</w:t>
+      <w:t>2026-10-18</w:t>
       <w:br/>
       <w:br/>
     </w:r>

--- a/tillsyn/S 1898-2025 tillsynsbegäran.docx
+++ b/tillsyn/S 1898-2025 tillsynsbegäran.docx
@@ -2459,7 +2459,7 @@
     <w:r>
       <w:tab/>
       <w:tab/>
-      <w:t>2026-10-18</w:t>
+      <w:t>2026-10-19</w:t>
       <w:br/>
       <w:br/>
     </w:r>

--- a/tillsyn/S 1898-2025 tillsynsbegäran.docx
+++ b/tillsyn/S 1898-2025 tillsynsbegäran.docx
@@ -2459,7 +2459,7 @@
     <w:r>
       <w:tab/>
       <w:tab/>
-      <w:t>2026-10-19</w:t>
+      <w:t>2026-10-20</w:t>
       <w:br/>
       <w:br/>
     </w:r>

--- a/tillsyn/S 1898-2025 tillsynsbegäran.docx
+++ b/tillsyn/S 1898-2025 tillsynsbegäran.docx
@@ -2459,7 +2459,7 @@
     <w:r>
       <w:tab/>
       <w:tab/>
-      <w:t>2026-10-20</w:t>
+      <w:t>2026-10-21</w:t>
       <w:br/>
       <w:br/>
     </w:r>

--- a/tillsyn/S 1898-2025 tillsynsbegäran.docx
+++ b/tillsyn/S 1898-2025 tillsynsbegäran.docx
@@ -2459,7 +2459,7 @@
     <w:r>
       <w:tab/>
       <w:tab/>
-      <w:t>2026-10-21</w:t>
+      <w:t>2026-10-22</w:t>
       <w:br/>
       <w:br/>
     </w:r>

--- a/tillsyn/S 1898-2025 tillsynsbegäran.docx
+++ b/tillsyn/S 1898-2025 tillsynsbegäran.docx
@@ -2459,7 +2459,7 @@
     <w:r>
       <w:tab/>
       <w:tab/>
-      <w:t>2026-10-22</w:t>
+      <w:t>2026-10-23</w:t>
       <w:br/>
       <w:br/>
     </w:r>

--- a/tillsyn/S 1898-2025 tillsynsbegäran.docx
+++ b/tillsyn/S 1898-2025 tillsynsbegäran.docx
@@ -2459,7 +2459,7 @@
     <w:r>
       <w:tab/>
       <w:tab/>
-      <w:t>2026-10-23</w:t>
+      <w:t>2026-10-24</w:t>
       <w:br/>
       <w:br/>
     </w:r>

--- a/tillsyn/S 1898-2025 tillsynsbegäran.docx
+++ b/tillsyn/S 1898-2025 tillsynsbegäran.docx
@@ -2459,7 +2459,7 @@
     <w:r>
       <w:tab/>
       <w:tab/>
-      <w:t>2026-10-24</w:t>
+      <w:t>2026-10-25</w:t>
       <w:br/>
       <w:br/>
     </w:r>

--- a/tillsyn/S 1898-2025 tillsynsbegäran.docx
+++ b/tillsyn/S 1898-2025 tillsynsbegäran.docx
@@ -2459,7 +2459,7 @@
     <w:r>
       <w:tab/>
       <w:tab/>
-      <w:t>2026-10-25</w:t>
+      <w:t>2026-10-26</w:t>
       <w:br/>
       <w:br/>
     </w:r>

--- a/tillsyn/S 1898-2025 tillsynsbegäran.docx
+++ b/tillsyn/S 1898-2025 tillsynsbegäran.docx
@@ -2459,7 +2459,7 @@
     <w:r>
       <w:tab/>
       <w:tab/>
-      <w:t>2026-10-26</w:t>
+      <w:t>2026-10-27</w:t>
       <w:br/>
       <w:br/>
     </w:r>

--- a/tillsyn/S 1898-2025 tillsynsbegäran.docx
+++ b/tillsyn/S 1898-2025 tillsynsbegäran.docx
@@ -2459,7 +2459,7 @@
     <w:r>
       <w:tab/>
       <w:tab/>
-      <w:t>2026-10-27</w:t>
+      <w:t>2026-10-28</w:t>
       <w:br/>
       <w:br/>
     </w:r>

--- a/tillsyn/S 1898-2025 tillsynsbegäran.docx
+++ b/tillsyn/S 1898-2025 tillsynsbegäran.docx
@@ -2459,7 +2459,7 @@
     <w:r>
       <w:tab/>
       <w:tab/>
-      <w:t>2026-10-28</w:t>
+      <w:t>2026-10-29</w:t>
       <w:br/>
       <w:br/>
     </w:r>

--- a/tillsyn/S 1898-2025 tillsynsbegäran.docx
+++ b/tillsyn/S 1898-2025 tillsynsbegäran.docx
@@ -22,7 +22,7 @@
       <w:r>
         <w:drawing>
           <wp:inline xmlns:a="http://schemas.openxmlformats.org/drawingml/2006/main" xmlns:pic="http://schemas.openxmlformats.org/drawingml/2006/picture">
-            <wp:extent cx="5486400" cy="4038705"/>
+            <wp:extent cx="5486400" cy="4108758"/>
             <wp:docPr id="1" name="Picture 1"/>
             <wp:cNvGraphicFramePr>
               <a:graphicFrameLocks noChangeAspect="1"/>
@@ -43,7 +43,7 @@
                   <pic:spPr>
                     <a:xfrm>
                       <a:off x="0" y="0"/>
-                      <a:ext cx="5486400" cy="4038705"/>
+                      <a:ext cx="5486400" cy="4108758"/>
                     </a:xfrm>
                     <a:prstGeom prst="rect"/>
                   </pic:spPr>
@@ -65,7 +65,7 @@
     </w:p>
     <w:p>
       <w:r>
-        <w:t>I och inom 25 meter från samrådsanmälan finns fynd av 44 naturvårdsarter, varav 21 är rödlistade, 18 är fridlysta, 23 är typiska (T) och 10 är signalarter (S): garnlav (VU, T), gräddticka (VU), gränsticka (VU, T), knärot (VU, T, §8), tornseglare (VU, §4), ulltickeporing (VU), doftskinn (NT, T), dropptaggsvamp (NT, T), dvärgbägarlav (NT, T), grönhjon (NT), kattfotslav (NT, T), kötticka (NT), motaggsvamp (NT, T), rosenticka (NT, T), rynkskinn (NT, T), rödvingetrast (NT, §4), skogshare (NT), talltita (NT, §4), tretåig hackspett (NT, T, §4), ullticka (NT, T), violettgrå tagellav (NT, T), bronshjon (S, T), mindre märgborre (S, T), rödgul trumpetsvamp (S), sotriska (S), stuplav (S, T), svavelriska (S), thomsons trägnagare (S), trådticka (S, T), vedticka (S, T), vågbandad barkbock (S), blåsippa (T, §9), gråspett (T, §4), järpe (T, §4), spillkråka (T, §4), tjäder (T, §4), fiskgjuse (§4), grönsiska (§4), kungsfågel (§4), trana (§4), vanlig groda (§6), fläcknycklar (§8), nattviol (§8) och revlummer (§9). Se Figur 1.</w:t>
+        <w:t>I och inom 25 meter från samrådsanmälan finns fynd av 45 naturvårdsarter, varav 22 är rödlistade, 18 är fridlysta, 23 är typiska (T) och 10 är signalarter (S): garnlav (VU, T), gräddticka (VU), gränsticka (VU, T), knärot (VU, T, §8), tornseglare (VU, §4), ulltickeporing (VU), doftskinn (NT, T), dropptaggsvamp (NT, T), dvärgbägarlav (NT, T), grönhjon (NT), kattfotslav (NT, T), kötticka (NT), motaggsvamp (NT, T), rosenticka (NT, T), rynkskinn (NT, T), rödvingetrast (NT, §4), skogshare (NT), talltita (NT, §4), tretåig hackspett (NT, T, §4), ullticka (NT, T), vaddporing (NT), violettgrå tagellav (NT, T), bronshjon (S, T), mindre märgborre (S, T), rödgul trumpetsvamp (S), sotriska (S), stuplav (S, T), svavelriska (S), thomsons trägnagare (S), trådticka (S, T), vedticka (S, T), vågbandad barkbock (S), blåsippa (T, §9), gråspett (T, §4), järpe (T, §4), spillkråka (T, §4), tjäder (T, §4), fiskgjuse (§4), grönsiska (§4), kungsfågel (§4), trana (§4), vanlig groda (§6), fläcknycklar (§8), nattviol (§8) och revlummer (§9). Se Figur 1.</w:t>
       </w:r>
     </w:p>
     <w:p>
@@ -591,6 +591,17 @@
       </w:r>
       <w:r>
         <w:t xml:space="preserve"> (SLU Artdatabanken, 2026; Nitare &amp; Skogsstyrelsen, 2019; Miettinen &amp; Niemelä, 2018).</w:t>
+      </w:r>
+    </w:p>
+    <w:p>
+      <w:r>
+        <w:rPr>
+          <w:b/>
+        </w:rPr>
+        <w:t xml:space="preserve">Vaddporing (NT) </w:t>
+      </w:r>
+      <w:r>
+        <w:t>är en brunrötande vednedbrytare som hittas på undersidan av liggande murken tallved i olika former. Substratet utgörs framför allt av den typ av hård, kådimpregnerad och ofta kolad tallved som skapas i brandpräglad skog. Vedtypen nybildas i mycket liten omfattning och det är sannolikt att arten upplever en utdöendeskuld. För att garantera artens fortlevnad bör man både säkra att artens växtplatser hålls intakta samt att långsiktigt säkerställa att ny ved tillkommer, allra helst i omedelbar anslutning till artens växtplatser. Skoglig gallring och annat uttag av virke innebär ett hot mot arten (SLU Artdatabanken, 2024).</w:t>
       </w:r>
     </w:p>
     <w:p>
@@ -2459,7 +2470,7 @@
     <w:r>
       <w:tab/>
       <w:tab/>
-      <w:t>2026-10-29</w:t>
+      <w:t>2026-10-31</w:t>
       <w:br/>
       <w:br/>
     </w:r>
